--- a/docx/TAL-12.docx
+++ b/docx/TAL-12.docx
@@ -89,7 +89,7 @@
         <w:br/>
       </w:r>
       <w:r>
-        <w:t>Los productores e importadores informan al consumidor, en el punto de venta y en su página web, como mínimo: a) el periodo durante el cual garantizan la disponibilidad de repuestos; b) el periodo mínimo de actualizaciones de seguridad del software, cuando corresponda; c) la existencia de manuales de reparación; y d) un índice de reparabilidad, conforme a la metodología que apruebe el Ministerio de la Producción en coordinación con el Ministerio del Ambiente.</w:t>
+        <w:t>Los productores e importadores informan al consumidor, en el punto de venta y en su página web, como mínimo: a) el periodo durante el cual garantizan la disponibilidad de repuestos; b) el periodo de actualizaciones de seguridad del software, cuando corresponda, conforme a la normativa especial sobre actualizaciones de seguridad de dispositivos conectados; c) la existencia de manuales de reparación; y d) un índice o clase de reparabilidad, conforme a la metodología que apruebe el Ministerio de la Producción en coordinación con el Ministerio del Ambiente, la cual reconoce como equivalentes los índices y clases de reparabilidad exigidos en la Unión Europea, incluido el Reglamento (UE) 2023/1670 para teléfonos móviles y tabletas, u otros que determine el reglamento. La metodología se notifica conforme al Acuerdo sobre Obstáculos Técnicos al Comercio de la Organización Mundial del Comercio.</w:t>
       </w:r>
     </w:p>
     <w:p>
@@ -104,7 +104,7 @@
         <w:br/>
       </w:r>
       <w:r>
-        <w:t>Los productores e importadores ponen a disposición de los talleres de reparación independientes y de los consumidores, en condiciones razonables y no discriminatorias, los repuestos, herramientas especializadas y manuales de reparación durante el periodo informado conforme al artículo 3.</w:t>
+        <w:t>4.1 Los productores ponen a disposición de los talleres de reparación independientes y de los consumidores, en condiciones razonables y no discriminatorias, los repuestos, herramientas de diagnóstico y manuales de reparación durante el periodo informado conforme al artículo 3. 4.2 Los importadores que no sean titulares del diseño cumplen esta obligación gestionando con el productor dicha disponibilidad o informando al consumidor, conforme al artículo 3, su inexistencia. 4.3 Lo dispuesto no obliga a divulgar secretos empresariales. 4.4 Los talleres no acceden ni copian los datos del usuario, salvo lo estrictamente necesario para la reparación y con su autorización.</w:t>
       </w:r>
     </w:p>
     <w:p>
@@ -115,11 +115,11 @@
         <w:rPr>
           <w:b/>
         </w:rPr>
-        <w:t>Artículo 5. Prácticas prohibidas</w:t>
+        <w:t>Artículo 5. Prácticas prohibidas y excepción de reparación</w:t>
         <w:br/>
       </w:r>
       <w:r>
-        <w:t>Se prohíben las prácticas técnicas o contractuales que tengan por objeto impedir u obstaculizar injustificadamente la reparación por terceros, tales como el bloqueo por software de repuestos originales o compatibles, sin perjuicio de las exigencias de seguridad debidamente justificadas.</w:t>
+        <w:t>5.1 Se prohíbe emplear bloqueos por software que impidan el uso de repuestos originales o compatibles, salvo que el productor acredite una razón de seguridad del usuario o del equipo, conforme al reglamento. 5.2 No constituye infracción a las disposiciones sobre medidas tecnológicas efectivas del Decreto Legislativo 822, Ley sobre el Derecho de Autor, la elusión realizada con el único fin de diagnosticar, mantener o reparar un aparato lícitamente adquirido, sin afectar la protección de las obras incorporadas ni la explotación del software, dentro de los supuestos permitidos por los tratados vigentes. 5.3 No constituyen prácticas prohibidas los mecanismos antirrobo y de bloqueo de activación ni las medidas que preservan la integridad del código IMEI y de los módulos de seguridad del equipo, siempre que no impidan la reparación por el titular del equipo o por talleres autorizados por él. Los talleres de reparación de teléfonos móviles cumplen la normativa del Registro Nacional de Equipos Terminales Móviles para la Seguridad (RENTESEG).</w:t>
       </w:r>
     </w:p>
     <w:p>
@@ -134,7 +134,7 @@
         <w:br/>
       </w:r>
       <w:r>
-        <w:t>La reparación realizada por un taller independiente no anula la garantía legal respecto de los componentes no intervenidos, conforme al Código de Protección y Defensa del Consumidor.</w:t>
+        <w:t>La reparación realizada por un taller independiente no extingue la garantía legal prevista en los artículos 20 y 21 de la Ley 29571, Código de Protección y Defensa del Consumidor, respecto de los componentes no intervenidos, salvo que el proveedor acredite que la falla fue causada por la reparación.</w:t>
       </w:r>
     </w:p>
     <w:p>
@@ -160,11 +160,11 @@
         <w:rPr>
           <w:b/>
         </w:rPr>
-        <w:t>Artículo 8. Fortalecimiento de la valorización de RAEE</w:t>
+        <w:t>Artículo 8. Valorización de RAEE y borrado seguro</w:t>
         <w:br/>
       </w:r>
       <w:r>
-        <w:t>El Ministerio del Ambiente publica anualmente, en formato abierto, las cantidades de RAEE recolectadas y valorizadas por categoría y sistema de manejo, y el cumplimiento de metas establecidas en el régimen especial vigente.</w:t>
+        <w:t>8.1 El Ministerio del Ambiente publica anualmente, en formato abierto, las cantidades de RAEE recolectadas y valorizadas por categoría y sistema de manejo, y el cumplimiento de metas establecidas en el régimen especial vigente. 8.2 Los sistemas de manejo de RAEE y los talleres garantizan el borrado seguro o la destrucción de los medios de almacenamiento antes de su reacondicionamiento o valorización; las entidades públicas acreditan dicho borrado al dar de baja sus equipos.</w:t>
       </w:r>
     </w:p>
     <w:p>
@@ -175,11 +175,11 @@
         <w:rPr>
           <w:b/>
         </w:rPr>
-        <w:t>Artículo 9. Fiscalización</w:t>
+        <w:t>Artículo 9. Infracciones y fiscalización</w:t>
         <w:br/>
       </w:r>
       <w:r>
-        <w:t>El Instituto Nacional de Defensa de la Competencia y de la Protección de la Propiedad Intelectual (INDECOPI) fiscaliza las obligaciones de información y las prácticas prohibidas de los artículos 3, 4 y 5. El OEFA y las autoridades competentes fiscalizan las obligaciones de gestión de RAEE conforme a su normativa.</w:t>
+        <w:t>9.1 Constituyen infracciones administrativas sancionables por el Instituto Nacional de Defensa de la Competencia y de la Protección de la Propiedad Intelectual (INDECOPI): a) leve: no informar al consumidor los datos del artículo 3; b) grave: negar o condicionar a consumidores o talleres independientes el acceso a repuestos, herramientas de diagnóstico o manuales durante el periodo informado; c) grave: emplear bloqueos por software prohibidos por el numeral 5.1. 9.2 Las sanciones y su graduación son las previstas en los artículos 110 y 112 de la Ley 29571. 9.3 Los talleres independientes están legitimados para denunciar las conductas de los literales b) y c). 9.4 El Organismo de Evaluación y Fiscalización Ambiental y las autoridades competentes fiscalizan las obligaciones de gestión de RAEE y borrado seguro conforme a su normativa.</w:t>
       </w:r>
     </w:p>
     <w:p>
@@ -209,7 +209,7 @@
         <w:br/>
       </w:r>
       <w:r>
-        <w:t>Reglamentación. El Poder Ejecutivo reglamenta la presente ley en un plazo de ciento veinte días hábiles mediante decreto supremo refrendado por los Ministros de la Producción y del Ambiente.</w:t>
+        <w:t>Reglamentación. El Poder Ejecutivo reglamenta la presente ley en un plazo de ciento veinte días hábiles mediante decreto supremo refrendado por los Ministros de la Producción, del Ambiente y de Comercio Exterior y Turismo, previa opinión del INDECOPI.</w:t>
       </w:r>
     </w:p>
     <w:p>
@@ -224,7 +224,7 @@
         <w:br/>
       </w:r>
       <w:r>
-        <w:t>Gradualidad. Las obligaciones de los artículos 3 y 4 son exigibles a los doce meses de la publicación del reglamento para teléfonos móviles y computadoras, y a los veinticuatro meses para las demás categorías.</w:t>
+        <w:t>Adecuación del régimen especial. El Poder Ejecutivo, mediante decreto supremo refrendado por el Ministro del Ambiente, adecúa el Régimen Especial de Gestión y Manejo de RAEE, aprobado por Decreto Supremo 009-2019-MINAM, en el plazo de ciento ochenta días hábiles contados desde la entrada en vigor de la presente ley.</w:t>
       </w:r>
     </w:p>
     <w:p>
@@ -235,11 +235,11 @@
         <w:rPr>
           <w:b/>
         </w:rPr>
-        <w:t>Tercera. Disposición Complementaria Final</w:t>
+        <w:t>Única. Disposición Complementaria Transitoria</w:t>
         <w:br/>
       </w:r>
       <w:r>
-        <w:t>Adecuación del régimen especial. El Ministerio del Ambiente adecúa el Régimen Especial de Gestión y Manejo de RAEE para articularlo con la presente ley.</w:t>
+        <w:t>Gradualidad. Las obligaciones de los artículos 3 y 4 son exigibles a los doce meses de la publicación del reglamento para teléfonos móviles y computadoras, y a los veinticuatro meses para las demás categorías.</w:t>
       </w:r>
     </w:p>
     <w:p>
@@ -273,7 +273,7 @@
         <w:jc w:val="both"/>
       </w:pPr>
       <w:r>
-        <w:t>Según el Global E-waste Monitor 2024 de la UIT y UNITAR, en 2022 se generaron en el mundo 62 millones de toneladas de residuos electrónicos y solo el 22,3% fue recolectado y reciclado de manera formal documentada; la generación crece casi cinco veces más rápido que el reciclaje documentado. En el Perú, el Decreto Legislativo 1278, Ley de Gestión Integral de Residuos Sólidos, y el Decreto Supremo 009-2019-MINAM, que aprobó el Régimen Especial de Gestión y Manejo de RAEE, establecen la responsabilidad extendida del productor, metas de recolección y obligaciones de distribuidores y comercializadores. Sin embargo, el marco peruano no regula la etapa previa al residuo: no existe obligación de informar al consumidor sobre la reparabilidad del producto, la disponibilidad de repuestos o el periodo de actualizaciones de software, ni se protege la reparación por talleres independientes. El Plan Perú 2050 (Medio Ambiente) diagnostica que menos del 5% de los residuos sólidos aprovechables se reincorpora formalmente a las cadenas productivas y propone una economía circular transaccional. Extender la vida útil de los equipos reduce residuos y gasto de los hogares.</w:t>
+        <w:t>Según el Global E-waste Monitor 2024 de la UIT y UNITAR, en 2022 se generaron en el mundo 62 millones de toneladas de residuos electrónicos y solo el 22,3% fue recolectado y reciclado de manera formal documentada; la generación crece casi cinco veces más rápido que el reciclaje documentado. En el Perú, el Decreto Legislativo 1278, Ley de Gestión Integral de Residuos Sólidos, y el Decreto Supremo 009-2019-MINAM, que aprobó el Régimen Especial de Gestión y Manejo de RAEE, establecen la responsabilidad extendida del productor, metas de recolección y obligaciones de distribuidores y comercializadores. Sin embargo, el marco peruano no regula la etapa previa al residuo: no existe obligación de informar al consumidor sobre la reparabilidad del producto, la disponibilidad de repuestos o el periodo de actualizaciones de software, ni se protege la reparación por talleres independientes. El Plan Perú 2050 (Medio Ambiente) diagnostica que menos del 5% de los residuos sólidos aprovechables se reincorpora formalmente a las cadenas productivas y propone una economía circular transaccional. Además, el bloqueo por software de repuestos suele ampararse en la protección de medidas tecnológicas del Decreto Legislativo 822, por lo que un derecho a reparar sin excepción expresa carecería de eficacia. Extender la vida útil de los equipos reduce residuos y gasto de los hogares.</w:t>
       </w:r>
     </w:p>
     <w:p>
@@ -305,7 +305,7 @@
         <w:jc w:val="both"/>
       </w:pPr>
       <w:r>
-        <w:t>El costo fiscal es bajo: INDECOPI, PRODUCE y MINAM aplican la ley con presupuestos institucionales (art. 79). Los productores asumen costos de información y de disponibilidad de repuestos, que en mercados como la Unión Europea ya son exigibles, por lo que muchas marcas cuentan con esa infraestructura. Los beneficios incluyen ahorro para los hogares al prolongar la vida útil de los equipos, empleo en talleres de reparación formales, menor generación de RAEE y menor presión sobre rellenos sanitarios, y mejor recuperación de materiales valiosos. La gradualidad por categorías reduce el impacto sobre importadores pequeños.</w:t>
+        <w:t>El costo fiscal es nulo en términos de gasto nuevo: INDECOPI, PRODUCE y MINAM aplican la ley con presupuestos institucionales (art. 79 de la Constitución; STC 00018-2023-PI/TC); la metodología de reparabilidad reconoce índices europeos, lo que evita costos de diseño y reetiquetado. Los productores asumen costos de información y de disponibilidad de repuestos, que en la Unión Europea ya son exigibles. Antes del dictamen se recomienda recabar opinión del INDECOPI y del MINCETUR sobre la compatibilidad de la excepción del artículo 5.2 con los capítulos de propiedad intelectual de los acuerdos comerciales vigentes. Los beneficios incluyen ahorro para los hogares por mayor vida útil, empleo en talleres formales, menor generación de RAEE, mejor recuperación de materiales y protección de datos en equipos desechados.</w:t>
       </w:r>
     </w:p>
     <w:p>
@@ -321,7 +321,7 @@
         <w:jc w:val="both"/>
       </w:pPr>
       <w:r>
-        <w:t>Complementa el Decreto Legislativo 1278 y el Decreto Supremo 009-2019-MINAM, y la Ley 29571, Código de Protección y Defensa del Consumidor. No deroga normas.</w:t>
+        <w:t>Complementa el Decreto Legislativo 1278, modificado por el Decreto Legislativo 1501; el Decreto Supremo 009-2019-MINAM (que debe adecuarse); la Ley 29571 (arts. 20, 21, 110 y 112); y establece una excepción acotada al régimen de medidas tecnológicas del Decreto Legislativo 822. Se articula con la normativa del RENTESEG (Decreto Legislativo 1338) y con la Ley 28611. El periodo de actualizaciones de seguridad se rige por la normativa especial de la materia. No deroga normas.</w:t>
       </w:r>
     </w:p>
     <w:p>
@@ -337,7 +337,7 @@
         <w:jc w:val="both"/>
       </w:pPr>
       <w:r>
-        <w:t>Por verificar en SPLEY.</w:t>
+        <w:t>Periodo 2021-2026 (según revisión normativa en SPLEY): 03416/2022-CR, cargador único para celulares, tabletas y otros (en comisión). No se identificaron proyectos sobre derecho a la reparación.</w:t>
       </w:r>
     </w:p>
     <w:p>
@@ -354,6 +354,182 @@
       </w:pPr>
       <w:r>
         <w:t>A 2031, el 100% de teléfonos móviles y computadoras comercializados informan periodo de repuestos e índice de reparabilidad, y el MINAM publica cinco reportes anuales de RAEE valorizados.</w:t>
+      </w:r>
+    </w:p>
+    <w:p>
+      <w:pPr>
+        <w:pStyle w:val="Heading2"/>
+      </w:pPr>
+      <w:r>
+        <w:t>Normas que modifica y entidades implicadas</w:t>
+      </w:r>
+    </w:p>
+    <w:p>
+      <w:pPr>
+        <w:pStyle w:val="ListBullet"/>
+      </w:pPr>
+      <w:r>
+        <w:t>Ley 29571, Código de Protección y Defensa del Consumidor, arts. 20, 21, 110 y 112 — complementa</w:t>
+      </w:r>
+    </w:p>
+    <w:p>
+      <w:pPr>
+        <w:pStyle w:val="ListBullet"/>
+      </w:pPr>
+      <w:r>
+        <w:t>Decreto Legislativo 822, Ley sobre el Derecho de Autor, medidas tecnológicas efectivas — complementa</w:t>
+      </w:r>
+    </w:p>
+    <w:p>
+      <w:pPr>
+        <w:pStyle w:val="ListBullet"/>
+      </w:pPr>
+      <w:r>
+        <w:t>Decreto Legislativo 1278 (mod. DL 1501), — — complementa</w:t>
+      </w:r>
+    </w:p>
+    <w:p>
+      <w:pPr>
+        <w:pStyle w:val="ListBullet"/>
+      </w:pPr>
+      <w:r>
+        <w:t>Decreto Supremo 009-2019-MINAM, Régimen Especial de RAEE, borrado seguro y articulación — complementa</w:t>
+      </w:r>
+    </w:p>
+    <w:p>
+      <w:pPr>
+        <w:pStyle w:val="ListBullet"/>
+      </w:pPr>
+      <w:r>
+        <w:t>INDECOPI (sancionadora): Sanciona infracciones de información, acceso a repuestos y bloqueos (art. 9.1-9.3); opina sobre el reglamento (DCF Primera).</w:t>
+      </w:r>
+    </w:p>
+    <w:p>
+      <w:pPr>
+        <w:pStyle w:val="ListBullet"/>
+      </w:pPr>
+      <w:r>
+        <w:t>PRODUCE (reglamentadora): Aprueba la metodología de reparabilidad con equivalencias (art. 3.d).</w:t>
+      </w:r>
+    </w:p>
+    <w:p>
+      <w:pPr>
+        <w:pStyle w:val="ListBullet"/>
+      </w:pPr>
+      <w:r>
+        <w:t>MINAM (rectora): Publica datos de RAEE (art. 8.1) y adecúa el régimen especial (DCF Segunda).</w:t>
+      </w:r>
+    </w:p>
+    <w:p>
+      <w:pPr>
+        <w:pStyle w:val="ListBullet"/>
+      </w:pPr>
+      <w:r>
+        <w:t>OEFA (supervisora): Fiscaliza gestión de RAEE y borrado seguro (art. 9.4).</w:t>
+      </w:r>
+    </w:p>
+    <w:p>
+      <w:pPr>
+        <w:pStyle w:val="ListBullet"/>
+      </w:pPr>
+      <w:r>
+        <w:t>MINCETUR (consultiva): Refrenda el reglamento y vela por la compatibilidad con acuerdos comerciales y notificación OTC (art. 3.d).</w:t>
+      </w:r>
+    </w:p>
+    <w:p>
+      <w:pPr>
+        <w:pStyle w:val="ListBullet"/>
+      </w:pPr>
+      <w:r>
+        <w:t>MINEDU (ejecutora): Promueve formación de técnicos reparadores (art. 7).</w:t>
+      </w:r>
+    </w:p>
+    <w:p>
+      <w:pPr>
+        <w:pStyle w:val="ListBullet"/>
+      </w:pPr>
+      <w:r>
+        <w:t>OSIPTEL (supervisora): Normativa RENTESEG e integridad del IMEI (art. 5.3).</w:t>
+      </w:r>
+    </w:p>
+    <w:p>
+      <w:pPr>
+        <w:pStyle w:val="Heading2"/>
+      </w:pPr>
+      <w:r>
+        <w:t>Impacto económico estimado (referencial)</w:t>
+      </w:r>
+    </w:p>
+    <w:p>
+      <w:pPr>
+        <w:pStyle w:val="ListBullet"/>
+      </w:pPr>
+      <w:r>
+        <w:t>Tipo: neutro</w:t>
+      </w:r>
+    </w:p>
+    <w:p>
+      <w:pPr>
+        <w:pStyle w:val="ListBullet"/>
+      </w:pPr>
+      <w:r>
+        <w:t>Costo para el Estado: S/ 0 de gasto nuevo (absorbible); fiscalización con presupuesto institucional</w:t>
+      </w:r>
+    </w:p>
+    <w:p>
+      <w:pPr>
+        <w:pStyle w:val="ListBullet"/>
+      </w:pPr>
+      <w:r>
+        <w:t>Financiamiento: Presupuestos institucionales de INDECOPI, PRODUCE y MINAM, sin demandar recursos adicionales al Tesoro Público.</w:t>
+      </w:r>
+    </w:p>
+    <w:p>
+      <w:pPr>
+        <w:pStyle w:val="ListBullet"/>
+      </w:pPr>
+      <w:r>
+        <w:t>Supuestos: Fiscalización de INDECOPI dentro de su actividad ordinaria de protección al consumidor; metodología basada en índices europeos sin desarrollo propio. Sin base pública para cuantificar la carga adicional de fiscalización.</w:t>
+      </w:r>
+    </w:p>
+    <w:p>
+      <w:pPr>
+        <w:pStyle w:val="ListBullet"/>
+      </w:pPr>
+      <w:r>
+        <w:t>Beneficio para el Estado: Menor volumen de RAEE a gestionar; mejor información para metas de valorización. No cuantificable con información pública.</w:t>
+      </w:r>
+    </w:p>
+    <w:p>
+      <w:pPr>
+        <w:pStyle w:val="ListBullet"/>
+      </w:pPr>
+      <w:r>
+        <w:t>Beneficio para la sociedad: Ahorro de hogares por mayor vida útil; empleo en reparación; protección de datos en equipos desechados. No cuantificable con información pública nacional.</w:t>
+      </w:r>
+    </w:p>
+    <w:p>
+      <w:pPr>
+        <w:pStyle w:val="ListBullet"/>
+      </w:pPr>
+      <w:r>
+        <w:t>Inversión privada: Talleres formales de reparación y reacondicionamiento; redes de repuestos.</w:t>
+      </w:r>
+    </w:p>
+    <w:p>
+      <w:pPr>
+        <w:pStyle w:val="ListBullet"/>
+      </w:pPr>
+      <w:r>
+        <w:t>Costo para privados: Productores e importadores: información de reparabilidad, stock de repuestos y manuales; gestores de RAEE: borrado seguro certificado.</w:t>
+      </w:r>
+    </w:p>
+    <w:p>
+      <w:pPr>
+        <w:pStyle w:val="ListBullet"/>
+      </w:pPr>
+      <w:r>
+        <w:t>Riesgos: Controversia con compromisos de propiedad intelectual en tratados (mitigado con excepción acotada y opinión de INDECOPI/MINCETUR); uso del derecho a reparar para alterar IMEI (mitigado con art. 5.3).</w:t>
       </w:r>
     </w:p>
     <w:p>
@@ -414,6 +590,22 @@
         <w:pStyle w:val="ListBullet"/>
       </w:pPr>
       <w:r>
+        <w:t>Decreto Legislativo 822, Ley sobre el Derecho de Autor — https://www.leyes.congreso.gob.pe/Documentos/DecretosLegislativos/00822.pdf</w:t>
+      </w:r>
+    </w:p>
+    <w:p>
+      <w:pPr>
+        <w:pStyle w:val="ListBullet"/>
+      </w:pPr>
+      <w:r>
+        <w:t>Decreto Legislativo 1338, que crea el Registro Nacional de Equipos Terminales Móviles para la Seguridad (RENTESEG) — https://www.leyes.congreso.gob.pe/Documentos/DecretosLegislativos/01338.pdf</w:t>
+      </w:r>
+    </w:p>
+    <w:p>
+      <w:pPr>
+        <w:pStyle w:val="ListBullet"/>
+      </w:pPr>
+      <w:r>
         <w:t>Unión Europea: Directiva (UE) 2024/1799 por la que se establecen normas comunes para promover la reparación de bienes — https://eur-lex.europa.eu/eli/dir/2024/1799/oj</w:t>
       </w:r>
     </w:p>
@@ -423,6 +615,14 @@
       </w:pPr>
       <w:r>
         <w:t>Unión Europea: Directiva 2012/19/UE sobre residuos de aparatos eléctricos y electrónicos (RAEE) — https://eur-lex.europa.eu/eli/dir/2012/19/oj</w:t>
+      </w:r>
+    </w:p>
+    <w:p>
+      <w:pPr>
+        <w:pStyle w:val="ListBullet"/>
+      </w:pPr>
+      <w:r>
+        <w:t>Unión Europea: Reglamento (UE) 2023/1670, requisitos de diseño ecológico para teléfonos móviles y tabletas (incluye clase de reparabilidad) — https://eur-lex.europa.eu/eli/reg/2023/1670/oj</w:t>
       </w:r>
     </w:p>
     <w:p>
